--- a/docs/technical/ahgSpectrumPlugin.docx
+++ b/docs/technical/ahgSpectrumPlugin.docx
@@ -2,32 +2,22 @@
 <file path=word/document.xml><?xml version="1.0" encoding="utf-8"?>
 <w:document xmlns:w="http://schemas.openxmlformats.org/wordprocessingml/2006/main" xmlns:m="http://schemas.openxmlformats.org/officeDocument/2006/math" xmlns:r="http://schemas.openxmlformats.org/officeDocument/2006/relationships" xmlns:o="urn:schemas-microsoft-com:office:office" xmlns:v="urn:schemas-microsoft-com:vml" xmlns:w10="urn:schemas-microsoft-com:office:word" xmlns:a="http://schemas.openxmlformats.org/drawingml/2006/main" xmlns:pic="http://schemas.openxmlformats.org/drawingml/2006/picture" xmlns:wp="http://schemas.openxmlformats.org/drawingml/2006/wordprocessingDrawing">
   <w:body>
-    <w:sdt>
-      <w:sdtPr>
-        <w:docPartObj>
-          <w:docPartGallery w:val="Table of Contents"/>
-          <w:docPartUnique/>
-        </w:docPartObj>
-      </w:sdtPr>
-      <w:sdtContent>
-        <w:p>
-          <w:pPr>
-            <w:pStyle w:val="TOCHeading"/>
-          </w:pPr>
-          <w:r>
-            <w:t xml:space="preserve">Table of Contents</w:t>
-          </w:r>
-        </w:p>
-        <w:p>
-          <w:r>
-            <w:fldChar w:fldCharType="begin" w:dirty="true"/>
-            <w:instrText xml:space="preserve">TOC \o "1-3" \h \z \u</w:instrText>
-            <w:fldChar w:fldCharType="separate"/>
-            <w:fldChar w:fldCharType="end"/>
-          </w:r>
-        </w:p>
-      </w:sdtContent>
-    </w:sdt>
+    <w:p>
+      <w:pPr>
+        <w:pStyle w:val="Title"/>
+      </w:pPr>
+      <w:r>
+        <w:t xml:space="preserve">ahgSpectrumPlugin - Technical Documentation</w:t>
+      </w:r>
+    </w:p>
+    <w:p>
+      <w:pPr>
+        <w:pStyle w:val="Author"/>
+      </w:pPr>
+      <w:r>
+        <w:t xml:space="preserve">The Archive and Heritage Group (Pty) Ltd</w:t>
+      </w:r>
+    </w:p>
     <w:bookmarkStart w:id="26" w:name="X9a002808311b9340ff986d6b230ad4bbe4814c4"/>
     <w:p>
       <w:pPr>
@@ -108,7 +98,7 @@
         <w:pStyle w:val="FirstParagraph"/>
       </w:pPr>
       <w:r>
-        <w:t xml:space="preserve">UK Collections Trust Spectrum 5.0 procedures implementation for museum collections management including loans, location tracking, valuation, and movement control.</w:t>
+        <w:t xml:space="preserve">Collections Procedures implementation for museum collections management including loans, location tracking, valuation, and movement control.</w:t>
       </w:r>
     </w:p>
     <w:p>
@@ -139,1237 +129,658 @@
     </w:p>
     <w:p>
       <w:pPr>
-        <w:pStyle w:val="SourceCode"/>
+        <w:pStyle w:val="FirstParagraph"/>
       </w:pPr>
       <w:r>
-        <w:rPr>
-          <w:rStyle w:val="VerbatimChar"/>
-        </w:rPr>
-        <w:t xml:space="preserve">┌─────────────────────────────────────────┐</w:t>
-      </w:r>
-      <w:r>
-        <w:br/>
-      </w:r>
-      <w:r>
-        <w:rPr>
-          <w:rStyle w:val="VerbatimChar"/>
-        </w:rPr>
-        <w:t xml:space="preserve">│           spectrum_loan                 │</w:t>
-      </w:r>
-      <w:r>
-        <w:br/>
-      </w:r>
-      <w:r>
-        <w:rPr>
-          <w:rStyle w:val="VerbatimChar"/>
-        </w:rPr>
-        <w:t xml:space="preserve">├─────────────────────────────────────────┤</w:t>
-      </w:r>
-      <w:r>
-        <w:br/>
-      </w:r>
-      <w:r>
-        <w:rPr>
-          <w:rStyle w:val="VerbatimChar"/>
-        </w:rPr>
-        <w:t xml:space="preserve">│ PK id INT                              │</w:t>
-      </w:r>
-      <w:r>
-        <w:br/>
-      </w:r>
-      <w:r>
-        <w:rPr>
-          <w:rStyle w:val="VerbatimChar"/>
-        </w:rPr>
-        <w:t xml:space="preserve">│                                         │</w:t>
-      </w:r>
-      <w:r>
-        <w:br/>
-      </w:r>
-      <w:r>
-        <w:rPr>
-          <w:rStyle w:val="VerbatimChar"/>
-        </w:rPr>
-        <w:t xml:space="preserve">│ -- LOAN DETAILS --                      │</w:t>
-      </w:r>
-      <w:r>
-        <w:br/>
-      </w:r>
-      <w:r>
-        <w:rPr>
-          <w:rStyle w:val="VerbatimChar"/>
-        </w:rPr>
-        <w:t xml:space="preserve">│    loan_number VARCHAR UNIQUE           │</w:t>
-      </w:r>
-      <w:r>
-        <w:br/>
-      </w:r>
-      <w:r>
-        <w:rPr>
-          <w:rStyle w:val="VerbatimChar"/>
-        </w:rPr>
-        <w:t xml:space="preserve">│    loan_type ENUM                       │</w:t>
-      </w:r>
-      <w:r>
-        <w:br/>
-      </w:r>
-      <w:r>
-        <w:rPr>
-          <w:rStyle w:val="VerbatimChar"/>
-        </w:rPr>
-        <w:t xml:space="preserve">│    loan_direction ENUM                  │</w:t>
-      </w:r>
-      <w:r>
-        <w:br/>
-      </w:r>
-      <w:r>
-        <w:rPr>
-          <w:rStyle w:val="VerbatimChar"/>
-        </w:rPr>
-        <w:t xml:space="preserve">│    status ENUM                          │</w:t>
-      </w:r>
-      <w:r>
-        <w:br/>
-      </w:r>
-      <w:r>
-        <w:rPr>
-          <w:rStyle w:val="VerbatimChar"/>
-        </w:rPr>
-        <w:t xml:space="preserve">│                                         │</w:t>
-      </w:r>
-      <w:r>
-        <w:br/>
-      </w:r>
-      <w:r>
-        <w:rPr>
-          <w:rStyle w:val="VerbatimChar"/>
-        </w:rPr>
-        <w:t xml:space="preserve">│ -- BORROWER/LENDER --                   │</w:t>
-      </w:r>
-      <w:r>
-        <w:br/>
-      </w:r>
-      <w:r>
-        <w:rPr>
-          <w:rStyle w:val="VerbatimChar"/>
-        </w:rPr>
-        <w:t xml:space="preserve">│    institution_name VARCHAR             │</w:t>
-      </w:r>
-      <w:r>
-        <w:br/>
-      </w:r>
-      <w:r>
-        <w:rPr>
-          <w:rStyle w:val="VerbatimChar"/>
-        </w:rPr>
-        <w:t xml:space="preserve">│    contact_name VARCHAR                 │</w:t>
-      </w:r>
-      <w:r>
-        <w:br/>
-      </w:r>
-      <w:r>
-        <w:rPr>
-          <w:rStyle w:val="VerbatimChar"/>
-        </w:rPr>
-        <w:t xml:space="preserve">│    contact_email VARCHAR                │</w:t>
-      </w:r>
-      <w:r>
-        <w:br/>
-      </w:r>
-      <w:r>
-        <w:rPr>
-          <w:rStyle w:val="VerbatimChar"/>
-        </w:rPr>
-        <w:t xml:space="preserve">│    contact_phone VARCHAR                │</w:t>
-      </w:r>
-      <w:r>
-        <w:br/>
-      </w:r>
-      <w:r>
-        <w:rPr>
-          <w:rStyle w:val="VerbatimChar"/>
-        </w:rPr>
-        <w:t xml:space="preserve">│    address TEXT                         │</w:t>
-      </w:r>
-      <w:r>
-        <w:br/>
-      </w:r>
-      <w:r>
-        <w:rPr>
-          <w:rStyle w:val="VerbatimChar"/>
-        </w:rPr>
-        <w:t xml:space="preserve">│                                         │</w:t>
-      </w:r>
-      <w:r>
-        <w:br/>
-      </w:r>
-      <w:r>
-        <w:rPr>
-          <w:rStyle w:val="VerbatimChar"/>
-        </w:rPr>
-        <w:t xml:space="preserve">│ -- DATES --                             │</w:t>
-      </w:r>
-      <w:r>
-        <w:br/>
-      </w:r>
-      <w:r>
-        <w:rPr>
-          <w:rStyle w:val="VerbatimChar"/>
-        </w:rPr>
-        <w:t xml:space="preserve">│    request_date DATE                    │</w:t>
-      </w:r>
-      <w:r>
-        <w:br/>
-      </w:r>
-      <w:r>
-        <w:rPr>
-          <w:rStyle w:val="VerbatimChar"/>
-        </w:rPr>
-        <w:t xml:space="preserve">│    approval_date DATE                   │</w:t>
-      </w:r>
-      <w:r>
-        <w:br/>
-      </w:r>
-      <w:r>
-        <w:rPr>
-          <w:rStyle w:val="VerbatimChar"/>
-        </w:rPr>
-        <w:t xml:space="preserve">│    loan_start DATE                      │</w:t>
-      </w:r>
-      <w:r>
-        <w:br/>
-      </w:r>
-      <w:r>
-        <w:rPr>
-          <w:rStyle w:val="VerbatimChar"/>
-        </w:rPr>
-        <w:t xml:space="preserve">│    loan_end DATE                        │</w:t>
-      </w:r>
-      <w:r>
-        <w:br/>
-      </w:r>
-      <w:r>
-        <w:rPr>
-          <w:rStyle w:val="VerbatimChar"/>
-        </w:rPr>
-        <w:t xml:space="preserve">│    actual_return_date DATE              │</w:t>
-      </w:r>
-      <w:r>
-        <w:br/>
-      </w:r>
-      <w:r>
-        <w:rPr>
-          <w:rStyle w:val="VerbatimChar"/>
-        </w:rPr>
-        <w:t xml:space="preserve">│                                         │</w:t>
-      </w:r>
-      <w:r>
-        <w:br/>
-      </w:r>
-      <w:r>
-        <w:rPr>
-          <w:rStyle w:val="VerbatimChar"/>
-        </w:rPr>
-        <w:t xml:space="preserve">│ -- PURPOSE --                           │</w:t>
-      </w:r>
-      <w:r>
-        <w:br/>
-      </w:r>
-      <w:r>
-        <w:rPr>
-          <w:rStyle w:val="VerbatimChar"/>
-        </w:rPr>
-        <w:t xml:space="preserve">│    purpose ENUM                         │</w:t>
-      </w:r>
-      <w:r>
-        <w:br/>
-      </w:r>
-      <w:r>
-        <w:rPr>
-          <w:rStyle w:val="VerbatimChar"/>
-        </w:rPr>
-        <w:t xml:space="preserve">│    exhibition_title VARCHAR             │</w:t>
-      </w:r>
-      <w:r>
-        <w:br/>
-      </w:r>
-      <w:r>
-        <w:rPr>
-          <w:rStyle w:val="VerbatimChar"/>
-        </w:rPr>
-        <w:t xml:space="preserve">│    venue VARCHAR                        │</w:t>
-      </w:r>
-      <w:r>
-        <w:br/>
-      </w:r>
-      <w:r>
-        <w:rPr>
-          <w:rStyle w:val="VerbatimChar"/>
-        </w:rPr>
-        <w:t xml:space="preserve">│                                         │</w:t>
-      </w:r>
-      <w:r>
-        <w:br/>
-      </w:r>
-      <w:r>
-        <w:rPr>
-          <w:rStyle w:val="VerbatimChar"/>
-        </w:rPr>
-        <w:t xml:space="preserve">│ -- INSURANCE --                         │</w:t>
-      </w:r>
-      <w:r>
-        <w:br/>
-      </w:r>
-      <w:r>
-        <w:rPr>
-          <w:rStyle w:val="VerbatimChar"/>
-        </w:rPr>
-        <w:t xml:space="preserve">│    insurance_value DECIMAL              │</w:t>
-      </w:r>
-      <w:r>
-        <w:br/>
-      </w:r>
-      <w:r>
-        <w:rPr>
-          <w:rStyle w:val="VerbatimChar"/>
-        </w:rPr>
-        <w:t xml:space="preserve">│    insurance_type ENUM                  │</w:t>
-      </w:r>
-      <w:r>
-        <w:br/>
-      </w:r>
-      <w:r>
-        <w:rPr>
-          <w:rStyle w:val="VerbatimChar"/>
-        </w:rPr>
-        <w:t xml:space="preserve">│    policy_number VARCHAR                │</w:t>
-      </w:r>
-      <w:r>
-        <w:br/>
-      </w:r>
-      <w:r>
-        <w:rPr>
-          <w:rStyle w:val="VerbatimChar"/>
-        </w:rPr>
-        <w:t xml:space="preserve">│                                         │</w:t>
-      </w:r>
-      <w:r>
-        <w:br/>
-      </w:r>
-      <w:r>
-        <w:rPr>
-          <w:rStyle w:val="VerbatimChar"/>
-        </w:rPr>
-        <w:t xml:space="preserve">│ -- CONDITIONS --                        │</w:t>
-      </w:r>
-      <w:r>
-        <w:br/>
-      </w:r>
-      <w:r>
-        <w:rPr>
-          <w:rStyle w:val="VerbatimChar"/>
-        </w:rPr>
-        <w:t xml:space="preserve">│    special_conditions TEXT              │</w:t>
-      </w:r>
-      <w:r>
-        <w:br/>
-      </w:r>
-      <w:r>
-        <w:rPr>
-          <w:rStyle w:val="VerbatimChar"/>
-        </w:rPr>
-        <w:t xml:space="preserve">│    environmental_requirements JSON      │</w:t>
-      </w:r>
-      <w:r>
-        <w:br/>
-      </w:r>
-      <w:r>
-        <w:rPr>
-          <w:rStyle w:val="VerbatimChar"/>
-        </w:rPr>
-        <w:t xml:space="preserve">│    security_requirements TEXT           │</w:t>
-      </w:r>
-      <w:r>
-        <w:br/>
-      </w:r>
-      <w:r>
-        <w:rPr>
-          <w:rStyle w:val="VerbatimChar"/>
-        </w:rPr>
-        <w:t xml:space="preserve">│                                         │</w:t>
-      </w:r>
-      <w:r>
-        <w:br/>
-      </w:r>
-      <w:r>
-        <w:rPr>
-          <w:rStyle w:val="VerbatimChar"/>
-        </w:rPr>
-        <w:t xml:space="preserve">│    notes TEXT                           │</w:t>
-      </w:r>
-      <w:r>
-        <w:br/>
-      </w:r>
-      <w:r>
-        <w:rPr>
-          <w:rStyle w:val="VerbatimChar"/>
-        </w:rPr>
-        <w:t xml:space="preserve">│    created_at TIMESTAMP                 │</w:t>
-      </w:r>
-      <w:r>
-        <w:br/>
-      </w:r>
-      <w:r>
-        <w:rPr>
-          <w:rStyle w:val="VerbatimChar"/>
-        </w:rPr>
-        <w:t xml:space="preserve">│    updated_at TIMESTAMP                 │</w:t>
-      </w:r>
-      <w:r>
-        <w:br/>
-      </w:r>
-      <w:r>
-        <w:rPr>
-          <w:rStyle w:val="VerbatimChar"/>
-        </w:rPr>
-        <w:t xml:space="preserve">└─────────────────────────────────────────┘</w:t>
-      </w:r>
-      <w:r>
-        <w:br/>
-      </w:r>
-      <w:r>
-        <w:rPr>
-          <w:rStyle w:val="VerbatimChar"/>
-        </w:rPr>
-        <w:t xml:space="preserve">              │</w:t>
-      </w:r>
-      <w:r>
-        <w:br/>
-      </w:r>
-      <w:r>
-        <w:rPr>
-          <w:rStyle w:val="VerbatimChar"/>
-        </w:rPr>
-        <w:t xml:space="preserve">              │ 1:N</w:t>
-      </w:r>
-      <w:r>
-        <w:br/>
-      </w:r>
-      <w:r>
-        <w:rPr>
-          <w:rStyle w:val="VerbatimChar"/>
-        </w:rPr>
-        <w:t xml:space="preserve">              ▼</w:t>
-      </w:r>
-      <w:r>
-        <w:br/>
-      </w:r>
-      <w:r>
-        <w:rPr>
-          <w:rStyle w:val="VerbatimChar"/>
-        </w:rPr>
-        <w:t xml:space="preserve">┌─────────────────────────────────────────┐</w:t>
-      </w:r>
-      <w:r>
-        <w:br/>
-      </w:r>
-      <w:r>
-        <w:rPr>
-          <w:rStyle w:val="VerbatimChar"/>
-        </w:rPr>
-        <w:t xml:space="preserve">│         spectrum_loan_item              │</w:t>
-      </w:r>
-      <w:r>
-        <w:br/>
-      </w:r>
-      <w:r>
-        <w:rPr>
-          <w:rStyle w:val="VerbatimChar"/>
-        </w:rPr>
-        <w:t xml:space="preserve">├─────────────────────────────────────────┤</w:t>
-      </w:r>
-      <w:r>
-        <w:br/>
-      </w:r>
-      <w:r>
-        <w:rPr>
-          <w:rStyle w:val="VerbatimChar"/>
-        </w:rPr>
-        <w:t xml:space="preserve">│ PK id INT                              │</w:t>
-      </w:r>
-      <w:r>
-        <w:br/>
-      </w:r>
-      <w:r>
-        <w:rPr>
-          <w:rStyle w:val="VerbatimChar"/>
-        </w:rPr>
-        <w:t xml:space="preserve">│ FK loan_id INT                         │</w:t>
-      </w:r>
-      <w:r>
-        <w:br/>
-      </w:r>
-      <w:r>
-        <w:rPr>
-          <w:rStyle w:val="VerbatimChar"/>
-        </w:rPr>
-        <w:t xml:space="preserve">│ FK object_id INT                       │</w:t>
-      </w:r>
-      <w:r>
-        <w:br/>
-      </w:r>
-      <w:r>
-        <w:rPr>
-          <w:rStyle w:val="VerbatimChar"/>
-        </w:rPr>
-        <w:t xml:space="preserve">│    condition_out VARCHAR                │</w:t>
-      </w:r>
-      <w:r>
-        <w:br/>
-      </w:r>
-      <w:r>
-        <w:rPr>
-          <w:rStyle w:val="VerbatimChar"/>
-        </w:rPr>
-        <w:t xml:space="preserve">│    condition_in VARCHAR                 │</w:t>
-      </w:r>
-      <w:r>
-        <w:br/>
-      </w:r>
-      <w:r>
-        <w:rPr>
-          <w:rStyle w:val="VerbatimChar"/>
-        </w:rPr>
-        <w:t xml:space="preserve">│    insurance_value DECIMAL              │</w:t>
-      </w:r>
-      <w:r>
-        <w:br/>
-      </w:r>
-      <w:r>
-        <w:rPr>
-          <w:rStyle w:val="VerbatimChar"/>
-        </w:rPr>
-        <w:t xml:space="preserve">│    packing_requirements TEXT            │</w:t>
-      </w:r>
-      <w:r>
-        <w:br/>
-      </w:r>
-      <w:r>
-        <w:rPr>
-          <w:rStyle w:val="VerbatimChar"/>
-        </w:rPr>
-        <w:t xml:space="preserve">│    handling_requirements TEXT           │</w:t>
-      </w:r>
-      <w:r>
-        <w:br/>
-      </w:r>
-      <w:r>
-        <w:rPr>
-          <w:rStyle w:val="VerbatimChar"/>
-        </w:rPr>
-        <w:t xml:space="preserve">│    dispatched_at TIMESTAMP              │</w:t>
-      </w:r>
-      <w:r>
-        <w:br/>
-      </w:r>
-      <w:r>
-        <w:rPr>
-          <w:rStyle w:val="VerbatimChar"/>
-        </w:rPr>
-        <w:t xml:space="preserve">│    returned_at TIMESTAMP                │</w:t>
-      </w:r>
-      <w:r>
-        <w:br/>
-      </w:r>
-      <w:r>
-        <w:rPr>
-          <w:rStyle w:val="VerbatimChar"/>
-        </w:rPr>
-        <w:t xml:space="preserve">│    notes TEXT                           │</w:t>
-      </w:r>
-      <w:r>
-        <w:br/>
-      </w:r>
-      <w:r>
-        <w:rPr>
-          <w:rStyle w:val="VerbatimChar"/>
-        </w:rPr>
-        <w:t xml:space="preserve">└─────────────────────────────────────────┘</w:t>
-      </w:r>
-      <w:r>
-        <w:br/>
-      </w:r>
-      <w:r>
-        <w:br/>
-      </w:r>
-      <w:r>
-        <w:rPr>
-          <w:rStyle w:val="VerbatimChar"/>
-        </w:rPr>
-        <w:t xml:space="preserve">┌─────────────────────────────────────────┐</w:t>
-      </w:r>
-      <w:r>
-        <w:br/>
-      </w:r>
-      <w:r>
-        <w:rPr>
-          <w:rStyle w:val="VerbatimChar"/>
-        </w:rPr>
-        <w:t xml:space="preserve">│         spectrum_location               │</w:t>
-      </w:r>
-      <w:r>
-        <w:br/>
-      </w:r>
-      <w:r>
-        <w:rPr>
-          <w:rStyle w:val="VerbatimChar"/>
-        </w:rPr>
-        <w:t xml:space="preserve">├─────────────────────────────────────────┤</w:t>
-      </w:r>
-      <w:r>
-        <w:br/>
-      </w:r>
-      <w:r>
-        <w:rPr>
-          <w:rStyle w:val="VerbatimChar"/>
-        </w:rPr>
-        <w:t xml:space="preserve">│ PK id INT                              │</w:t>
-      </w:r>
-      <w:r>
-        <w:br/>
-      </w:r>
-      <w:r>
-        <w:rPr>
-          <w:rStyle w:val="VerbatimChar"/>
-        </w:rPr>
-        <w:t xml:space="preserve">│ FK parent_id INT                       │</w:t>
-      </w:r>
-      <w:r>
-        <w:br/>
-      </w:r>
-      <w:r>
-        <w:rPr>
-          <w:rStyle w:val="VerbatimChar"/>
-        </w:rPr>
-        <w:t xml:space="preserve">│    name VARCHAR                         │</w:t>
-      </w:r>
-      <w:r>
-        <w:br/>
-      </w:r>
-      <w:r>
-        <w:rPr>
-          <w:rStyle w:val="VerbatimChar"/>
-        </w:rPr>
-        <w:t xml:space="preserve">│    code VARCHAR UNIQUE                  │</w:t>
-      </w:r>
-      <w:r>
-        <w:br/>
-      </w:r>
-      <w:r>
-        <w:rPr>
-          <w:rStyle w:val="VerbatimChar"/>
-        </w:rPr>
-        <w:t xml:space="preserve">│    location_type ENUM                   │</w:t>
-      </w:r>
-      <w:r>
-        <w:br/>
-      </w:r>
-      <w:r>
-        <w:rPr>
-          <w:rStyle w:val="VerbatimChar"/>
-        </w:rPr>
-        <w:t xml:space="preserve">│    building VARCHAR                     │</w:t>
-      </w:r>
-      <w:r>
-        <w:br/>
-      </w:r>
-      <w:r>
-        <w:rPr>
-          <w:rStyle w:val="VerbatimChar"/>
-        </w:rPr>
-        <w:t xml:space="preserve">│    floor VARCHAR                        │</w:t>
-      </w:r>
-      <w:r>
-        <w:br/>
-      </w:r>
-      <w:r>
-        <w:rPr>
-          <w:rStyle w:val="VerbatimChar"/>
-        </w:rPr>
-        <w:t xml:space="preserve">│    room VARCHAR                         │</w:t>
-      </w:r>
-      <w:r>
-        <w:br/>
-      </w:r>
-      <w:r>
-        <w:rPr>
-          <w:rStyle w:val="VerbatimChar"/>
-        </w:rPr>
-        <w:t xml:space="preserve">│    unit VARCHAR                         │</w:t>
-      </w:r>
-      <w:r>
-        <w:br/>
-      </w:r>
-      <w:r>
-        <w:rPr>
-          <w:rStyle w:val="VerbatimChar"/>
-        </w:rPr>
-        <w:t xml:space="preserve">│    shelf VARCHAR                        │</w:t>
-      </w:r>
-      <w:r>
-        <w:br/>
-      </w:r>
-      <w:r>
-        <w:rPr>
-          <w:rStyle w:val="VerbatimChar"/>
-        </w:rPr>
-        <w:t xml:space="preserve">│    capacity INT                         │</w:t>
-      </w:r>
-      <w:r>
-        <w:br/>
-      </w:r>
-      <w:r>
-        <w:rPr>
-          <w:rStyle w:val="VerbatimChar"/>
-        </w:rPr>
-        <w:t xml:space="preserve">│    current_count INT                    │</w:t>
-      </w:r>
-      <w:r>
-        <w:br/>
-      </w:r>
-      <w:r>
-        <w:rPr>
-          <w:rStyle w:val="VerbatimChar"/>
-        </w:rPr>
-        <w:t xml:space="preserve">│    environmental_zone VARCHAR           │</w:t>
-      </w:r>
-      <w:r>
-        <w:br/>
-      </w:r>
-      <w:r>
-        <w:rPr>
-          <w:rStyle w:val="VerbatimChar"/>
-        </w:rPr>
-        <w:t xml:space="preserve">│    security_level INT                   │</w:t>
-      </w:r>
-      <w:r>
-        <w:br/>
-      </w:r>
-      <w:r>
-        <w:rPr>
-          <w:rStyle w:val="VerbatimChar"/>
-        </w:rPr>
-        <w:t xml:space="preserve">│    is_active TINYINT                    │</w:t>
-      </w:r>
-      <w:r>
-        <w:br/>
-      </w:r>
-      <w:r>
-        <w:rPr>
-          <w:rStyle w:val="VerbatimChar"/>
-        </w:rPr>
-        <w:t xml:space="preserve">│    notes TEXT                           │</w:t>
-      </w:r>
-      <w:r>
-        <w:br/>
-      </w:r>
-      <w:r>
-        <w:rPr>
-          <w:rStyle w:val="VerbatimChar"/>
-        </w:rPr>
-        <w:t xml:space="preserve">│    created_at TIMESTAMP                 │</w:t>
-      </w:r>
-      <w:r>
-        <w:br/>
-      </w:r>
-      <w:r>
-        <w:rPr>
-          <w:rStyle w:val="VerbatimChar"/>
-        </w:rPr>
-        <w:t xml:space="preserve">└─────────────────────────────────────────┘</w:t>
-      </w:r>
-      <w:r>
-        <w:br/>
-      </w:r>
-      <w:r>
-        <w:rPr>
-          <w:rStyle w:val="VerbatimChar"/>
-        </w:rPr>
-        <w:t xml:space="preserve">              │</w:t>
-      </w:r>
-      <w:r>
-        <w:br/>
-      </w:r>
-      <w:r>
-        <w:rPr>
-          <w:rStyle w:val="VerbatimChar"/>
-        </w:rPr>
-        <w:t xml:space="preserve">              │ Referenced by</w:t>
-      </w:r>
-      <w:r>
-        <w:br/>
-      </w:r>
-      <w:r>
-        <w:rPr>
-          <w:rStyle w:val="VerbatimChar"/>
-        </w:rPr>
-        <w:t xml:space="preserve">              ▼</w:t>
-      </w:r>
-      <w:r>
-        <w:br/>
-      </w:r>
-      <w:r>
-        <w:rPr>
-          <w:rStyle w:val="VerbatimChar"/>
-        </w:rPr>
-        <w:t xml:space="preserve">┌─────────────────────────────────────────┐</w:t>
-      </w:r>
-      <w:r>
-        <w:br/>
-      </w:r>
-      <w:r>
-        <w:rPr>
-          <w:rStyle w:val="VerbatimChar"/>
-        </w:rPr>
-        <w:t xml:space="preserve">│       spectrum_object_location          │</w:t>
-      </w:r>
-      <w:r>
-        <w:br/>
-      </w:r>
-      <w:r>
-        <w:rPr>
-          <w:rStyle w:val="VerbatimChar"/>
-        </w:rPr>
-        <w:t xml:space="preserve">├─────────────────────────────────────────┤</w:t>
-      </w:r>
-      <w:r>
-        <w:br/>
-      </w:r>
-      <w:r>
-        <w:rPr>
-          <w:rStyle w:val="VerbatimChar"/>
-        </w:rPr>
-        <w:t xml:space="preserve">│ PK id INT                              │</w:t>
-      </w:r>
-      <w:r>
-        <w:br/>
-      </w:r>
-      <w:r>
-        <w:rPr>
-          <w:rStyle w:val="VerbatimChar"/>
-        </w:rPr>
-        <w:t xml:space="preserve">│ FK object_id INT                       │</w:t>
-      </w:r>
-      <w:r>
-        <w:br/>
-      </w:r>
-      <w:r>
-        <w:rPr>
-          <w:rStyle w:val="VerbatimChar"/>
-        </w:rPr>
-        <w:t xml:space="preserve">│ FK location_id INT                     │</w:t>
-      </w:r>
-      <w:r>
-        <w:br/>
-      </w:r>
-      <w:r>
-        <w:rPr>
-          <w:rStyle w:val="VerbatimChar"/>
-        </w:rPr>
-        <w:t xml:space="preserve">│    location_date DATE                   │</w:t>
-      </w:r>
-      <w:r>
-        <w:br/>
-      </w:r>
-      <w:r>
-        <w:rPr>
-          <w:rStyle w:val="VerbatimChar"/>
-        </w:rPr>
-        <w:t xml:space="preserve">│    location_type ENUM                   │</w:t>
-      </w:r>
-      <w:r>
-        <w:br/>
-      </w:r>
-      <w:r>
-        <w:rPr>
-          <w:rStyle w:val="VerbatimChar"/>
-        </w:rPr>
-        <w:t xml:space="preserve">│    moved_by INT                         │</w:t>
-      </w:r>
-      <w:r>
-        <w:br/>
-      </w:r>
-      <w:r>
-        <w:rPr>
-          <w:rStyle w:val="VerbatimChar"/>
-        </w:rPr>
-        <w:t xml:space="preserve">│    reason TEXT                          │</w:t>
-      </w:r>
-      <w:r>
-        <w:br/>
-      </w:r>
-      <w:r>
-        <w:rPr>
-          <w:rStyle w:val="VerbatimChar"/>
-        </w:rPr>
-        <w:t xml:space="preserve">│    is_current TINYINT                   │</w:t>
-      </w:r>
-      <w:r>
-        <w:br/>
-      </w:r>
-      <w:r>
-        <w:rPr>
-          <w:rStyle w:val="VerbatimChar"/>
-        </w:rPr>
-        <w:t xml:space="preserve">│    created_at TIMESTAMP                 │</w:t>
-      </w:r>
-      <w:r>
-        <w:br/>
-      </w:r>
-      <w:r>
-        <w:rPr>
-          <w:rStyle w:val="VerbatimChar"/>
-        </w:rPr>
-        <w:t xml:space="preserve">└─────────────────────────────────────────┘</w:t>
-      </w:r>
-      <w:r>
-        <w:br/>
-      </w:r>
-      <w:r>
-        <w:br/>
-      </w:r>
-      <w:r>
-        <w:rPr>
-          <w:rStyle w:val="VerbatimChar"/>
-        </w:rPr>
-        <w:t xml:space="preserve">┌─────────────────────────────────────────┐</w:t>
-      </w:r>
-      <w:r>
-        <w:br/>
-      </w:r>
-      <w:r>
-        <w:rPr>
-          <w:rStyle w:val="VerbatimChar"/>
-        </w:rPr>
-        <w:t xml:space="preserve">│         spectrum_movement               │</w:t>
-      </w:r>
-      <w:r>
-        <w:br/>
-      </w:r>
-      <w:r>
-        <w:rPr>
-          <w:rStyle w:val="VerbatimChar"/>
-        </w:rPr>
-        <w:t xml:space="preserve">├─────────────────────────────────────────┤</w:t>
-      </w:r>
-      <w:r>
-        <w:br/>
-      </w:r>
-      <w:r>
-        <w:rPr>
-          <w:rStyle w:val="VerbatimChar"/>
-        </w:rPr>
-        <w:t xml:space="preserve">│ PK id INT                              │</w:t>
-      </w:r>
-      <w:r>
-        <w:br/>
-      </w:r>
-      <w:r>
-        <w:rPr>
-          <w:rStyle w:val="VerbatimChar"/>
-        </w:rPr>
-        <w:t xml:space="preserve">│ FK object_id INT                       │</w:t>
-      </w:r>
-      <w:r>
-        <w:br/>
-      </w:r>
-      <w:r>
-        <w:rPr>
-          <w:rStyle w:val="VerbatimChar"/>
-        </w:rPr>
-        <w:t xml:space="preserve">│    movement_number VARCHAR              │</w:t>
-      </w:r>
-      <w:r>
-        <w:br/>
-      </w:r>
-      <w:r>
-        <w:rPr>
-          <w:rStyle w:val="VerbatimChar"/>
-        </w:rPr>
-        <w:t xml:space="preserve">│    movement_type ENUM                   │</w:t>
-      </w:r>
-      <w:r>
-        <w:br/>
-      </w:r>
-      <w:r>
-        <w:rPr>
-          <w:rStyle w:val="VerbatimChar"/>
-        </w:rPr>
-        <w:t xml:space="preserve">│    from_location_id INT                 │</w:t>
-      </w:r>
-      <w:r>
-        <w:br/>
-      </w:r>
-      <w:r>
-        <w:rPr>
-          <w:rStyle w:val="VerbatimChar"/>
-        </w:rPr>
-        <w:t xml:space="preserve">│    to_location_id INT                   │</w:t>
-      </w:r>
-      <w:r>
-        <w:br/>
-      </w:r>
-      <w:r>
-        <w:rPr>
-          <w:rStyle w:val="VerbatimChar"/>
-        </w:rPr>
-        <w:t xml:space="preserve">│    movement_date DATE                   │</w:t>
-      </w:r>
-      <w:r>
-        <w:br/>
-      </w:r>
-      <w:r>
-        <w:rPr>
-          <w:rStyle w:val="VerbatimChar"/>
-        </w:rPr>
-        <w:t xml:space="preserve">│    reason ENUM                          │</w:t>
-      </w:r>
-      <w:r>
-        <w:br/>
-      </w:r>
-      <w:r>
-        <w:rPr>
-          <w:rStyle w:val="VerbatimChar"/>
-        </w:rPr>
-        <w:t xml:space="preserve">│    method VARCHAR                       │</w:t>
-      </w:r>
-      <w:r>
-        <w:br/>
-      </w:r>
-      <w:r>
-        <w:rPr>
-          <w:rStyle w:val="VerbatimChar"/>
-        </w:rPr>
-        <w:t xml:space="preserve">│    authorized_by INT                    │</w:t>
-      </w:r>
-      <w:r>
-        <w:br/>
-      </w:r>
-      <w:r>
-        <w:rPr>
-          <w:rStyle w:val="VerbatimChar"/>
-        </w:rPr>
-        <w:t xml:space="preserve">│    handled_by INT                       │</w:t>
-      </w:r>
-      <w:r>
-        <w:br/>
-      </w:r>
-      <w:r>
-        <w:rPr>
-          <w:rStyle w:val="VerbatimChar"/>
-        </w:rPr>
-        <w:t xml:space="preserve">│    condition_before VARCHAR             │</w:t>
-      </w:r>
-      <w:r>
-        <w:br/>
-      </w:r>
-      <w:r>
-        <w:rPr>
-          <w:rStyle w:val="VerbatimChar"/>
-        </w:rPr>
-        <w:t xml:space="preserve">│    condition_after VARCHAR              │</w:t>
-      </w:r>
-      <w:r>
-        <w:br/>
-      </w:r>
-      <w:r>
-        <w:rPr>
-          <w:rStyle w:val="VerbatimChar"/>
-        </w:rPr>
-        <w:t xml:space="preserve">│    notes TEXT                           │</w:t>
-      </w:r>
-      <w:r>
-        <w:br/>
-      </w:r>
-      <w:r>
-        <w:rPr>
-          <w:rStyle w:val="VerbatimChar"/>
-        </w:rPr>
-        <w:t xml:space="preserve">│    created_at TIMESTAMP                 │</w:t>
-      </w:r>
-      <w:r>
-        <w:br/>
-      </w:r>
-      <w:r>
-        <w:rPr>
-          <w:rStyle w:val="VerbatimChar"/>
-        </w:rPr>
-        <w:t xml:space="preserve">└─────────────────────────────────────────┘</w:t>
-      </w:r>
-      <w:r>
-        <w:br/>
-      </w:r>
-      <w:r>
-        <w:br/>
-      </w:r>
-      <w:r>
-        <w:rPr>
-          <w:rStyle w:val="VerbatimChar"/>
-        </w:rPr>
-        <w:t xml:space="preserve">┌─────────────────────────────────────────┐</w:t>
-      </w:r>
-      <w:r>
-        <w:br/>
-      </w:r>
-      <w:r>
-        <w:rPr>
-          <w:rStyle w:val="VerbatimChar"/>
-        </w:rPr>
-        <w:t xml:space="preserve">│         spectrum_valuation              │</w:t>
-      </w:r>
-      <w:r>
-        <w:br/>
-      </w:r>
-      <w:r>
-        <w:rPr>
-          <w:rStyle w:val="VerbatimChar"/>
-        </w:rPr>
-        <w:t xml:space="preserve">├─────────────────────────────────────────┤</w:t>
-      </w:r>
-      <w:r>
-        <w:br/>
-      </w:r>
-      <w:r>
-        <w:rPr>
-          <w:rStyle w:val="VerbatimChar"/>
-        </w:rPr>
-        <w:t xml:space="preserve">│ PK id INT                              │</w:t>
-      </w:r>
-      <w:r>
-        <w:br/>
-      </w:r>
-      <w:r>
-        <w:rPr>
-          <w:rStyle w:val="VerbatimChar"/>
-        </w:rPr>
-        <w:t xml:space="preserve">│ FK object_id INT                       │</w:t>
-      </w:r>
-      <w:r>
-        <w:br/>
-      </w:r>
-      <w:r>
-        <w:rPr>
-          <w:rStyle w:val="VerbatimChar"/>
-        </w:rPr>
-        <w:t xml:space="preserve">│    valuation_date DATE                  │</w:t>
-      </w:r>
-      <w:r>
-        <w:br/>
-      </w:r>
-      <w:r>
-        <w:rPr>
-          <w:rStyle w:val="VerbatimChar"/>
-        </w:rPr>
-        <w:t xml:space="preserve">│    valuation_type ENUM                  │</w:t>
-      </w:r>
-      <w:r>
-        <w:br/>
-      </w:r>
-      <w:r>
-        <w:rPr>
-          <w:rStyle w:val="VerbatimChar"/>
-        </w:rPr>
-        <w:t xml:space="preserve">│    currency VARCHAR                     │</w:t>
-      </w:r>
-      <w:r>
-        <w:br/>
-      </w:r>
-      <w:r>
-        <w:rPr>
-          <w:rStyle w:val="VerbatimChar"/>
-        </w:rPr>
-        <w:t xml:space="preserve">│    value DECIMAL                        │</w:t>
-      </w:r>
-      <w:r>
-        <w:br/>
-      </w:r>
-      <w:r>
-        <w:rPr>
-          <w:rStyle w:val="VerbatimChar"/>
-        </w:rPr>
-        <w:t xml:space="preserve">│    low_estimate DECIMAL                 │</w:t>
-      </w:r>
-      <w:r>
-        <w:br/>
-      </w:r>
-      <w:r>
-        <w:rPr>
-          <w:rStyle w:val="VerbatimChar"/>
-        </w:rPr>
-        <w:t xml:space="preserve">│    high_estimate DECIMAL                │</w:t>
-      </w:r>
-      <w:r>
-        <w:br/>
-      </w:r>
-      <w:r>
-        <w:rPr>
-          <w:rStyle w:val="VerbatimChar"/>
-        </w:rPr>
-        <w:t xml:space="preserve">│    valuer_name VARCHAR                  │</w:t>
-      </w:r>
-      <w:r>
-        <w:br/>
-      </w:r>
-      <w:r>
-        <w:rPr>
-          <w:rStyle w:val="VerbatimChar"/>
-        </w:rPr>
-        <w:t xml:space="preserve">│    valuer_organization VARCHAR          │</w:t>
-      </w:r>
-      <w:r>
-        <w:br/>
-      </w:r>
-      <w:r>
-        <w:rPr>
-          <w:rStyle w:val="VerbatimChar"/>
-        </w:rPr>
-        <w:t xml:space="preserve">│    valuation_method VARCHAR             │</w:t>
-      </w:r>
-      <w:r>
-        <w:br/>
-      </w:r>
-      <w:r>
-        <w:rPr>
-          <w:rStyle w:val="VerbatimChar"/>
-        </w:rPr>
-        <w:t xml:space="preserve">│    next_review_date DATE                │</w:t>
-      </w:r>
-      <w:r>
-        <w:br/>
-      </w:r>
-      <w:r>
-        <w:rPr>
-          <w:rStyle w:val="VerbatimChar"/>
-        </w:rPr>
-        <w:t xml:space="preserve">│    notes TEXT                           │</w:t>
-      </w:r>
-      <w:r>
-        <w:br/>
-      </w:r>
-      <w:r>
-        <w:rPr>
-          <w:rStyle w:val="VerbatimChar"/>
-        </w:rPr>
-        <w:t xml:space="preserve">│    created_at TIMESTAMP                 │</w:t>
-      </w:r>
-      <w:r>
-        <w:br/>
-      </w:r>
-      <w:r>
-        <w:rPr>
-          <w:rStyle w:val="VerbatimChar"/>
-        </w:rPr>
-        <w:t xml:space="preserve">└─────────────────────────────────────────┘</w:t>
+        <w:t xml:space="preserve">spectrum_loan</w:t>
+      </w:r>
+      <w:r>
+        <w:t xml:space="preserve">PK</w:t>
+      </w:r>
+      <w:r>
+        <w:t xml:space="preserve">id</w:t>
+      </w:r>
+      <w:r>
+        <w:t xml:space="preserve">INT</w:t>
+      </w:r>
+      <w:r>
+        <w:t xml:space="preserve">LOAN</w:t>
+      </w:r>
+      <w:r>
+        <w:t xml:space="preserve">DETAILS</w:t>
+      </w:r>
+      <w:r>
+        <w:t xml:space="preserve">loan_number</w:t>
+      </w:r>
+      <w:r>
+        <w:t xml:space="preserve">VARCHAR</w:t>
+      </w:r>
+      <w:r>
+        <w:t xml:space="preserve">UNIQUE</w:t>
+      </w:r>
+      <w:r>
+        <w:t xml:space="preserve">loan_type</w:t>
+      </w:r>
+      <w:r>
+        <w:t xml:space="preserve">ENUM</w:t>
+      </w:r>
+      <w:r>
+        <w:t xml:space="preserve">loan_direction</w:t>
+      </w:r>
+      <w:r>
+        <w:t xml:space="preserve">ENUM</w:t>
+      </w:r>
+      <w:r>
+        <w:t xml:space="preserve">status</w:t>
+      </w:r>
+      <w:r>
+        <w:t xml:space="preserve">ENUM</w:t>
+      </w:r>
+      <w:r>
+        <w:t xml:space="preserve">BORROWER/LENDER</w:t>
+      </w:r>
+      <w:r>
+        <w:t xml:space="preserve">institution_name</w:t>
+      </w:r>
+      <w:r>
+        <w:t xml:space="preserve">VARCHAR</w:t>
+      </w:r>
+      <w:r>
+        <w:t xml:space="preserve">contact_name</w:t>
+      </w:r>
+      <w:r>
+        <w:t xml:space="preserve">VARCHAR</w:t>
+      </w:r>
+      <w:r>
+        <w:t xml:space="preserve">contact_email</w:t>
+      </w:r>
+      <w:r>
+        <w:t xml:space="preserve">VARCHAR</w:t>
+      </w:r>
+      <w:r>
+        <w:t xml:space="preserve">contact_phone</w:t>
+      </w:r>
+      <w:r>
+        <w:t xml:space="preserve">VARCHAR</w:t>
+      </w:r>
+      <w:r>
+        <w:t xml:space="preserve">address</w:t>
+      </w:r>
+      <w:r>
+        <w:t xml:space="preserve">TEXT</w:t>
+      </w:r>
+      <w:r>
+        <w:t xml:space="preserve">DATES</w:t>
+      </w:r>
+      <w:r>
+        <w:t xml:space="preserve">request_date</w:t>
+      </w:r>
+      <w:r>
+        <w:t xml:space="preserve">DATE</w:t>
+      </w:r>
+      <w:r>
+        <w:t xml:space="preserve">approval_date</w:t>
+      </w:r>
+      <w:r>
+        <w:t xml:space="preserve">DATE</w:t>
+      </w:r>
+      <w:r>
+        <w:t xml:space="preserve">loan_start</w:t>
+      </w:r>
+      <w:r>
+        <w:t xml:space="preserve">DATE</w:t>
+      </w:r>
+      <w:r>
+        <w:t xml:space="preserve">loan_end</w:t>
+      </w:r>
+      <w:r>
+        <w:t xml:space="preserve">DATE</w:t>
+      </w:r>
+      <w:r>
+        <w:t xml:space="preserve">actual_return_date</w:t>
+      </w:r>
+      <w:r>
+        <w:t xml:space="preserve">DATE</w:t>
+      </w:r>
+      <w:r>
+        <w:t xml:space="preserve">PURPOSE</w:t>
+      </w:r>
+      <w:r>
+        <w:t xml:space="preserve">purpose</w:t>
+      </w:r>
+      <w:r>
+        <w:t xml:space="preserve">ENUM</w:t>
+      </w:r>
+      <w:r>
+        <w:t xml:space="preserve">exhibition_title</w:t>
+      </w:r>
+      <w:r>
+        <w:t xml:space="preserve">VARCHAR</w:t>
+      </w:r>
+      <w:r>
+        <w:t xml:space="preserve">venue</w:t>
+      </w:r>
+      <w:r>
+        <w:t xml:space="preserve">VARCHAR</w:t>
+      </w:r>
+      <w:r>
+        <w:t xml:space="preserve">INSURANCE</w:t>
+      </w:r>
+      <w:r>
+        <w:t xml:space="preserve">insurance_value</w:t>
+      </w:r>
+      <w:r>
+        <w:t xml:space="preserve">DECIMAL</w:t>
+      </w:r>
+      <w:r>
+        <w:t xml:space="preserve">insurance_type</w:t>
+      </w:r>
+      <w:r>
+        <w:t xml:space="preserve">ENUM</w:t>
+      </w:r>
+      <w:r>
+        <w:t xml:space="preserve">policy_number</w:t>
+      </w:r>
+      <w:r>
+        <w:t xml:space="preserve">VARCHAR</w:t>
+      </w:r>
+      <w:r>
+        <w:t xml:space="preserve">CONDITIONS</w:t>
+      </w:r>
+      <w:r>
+        <w:t xml:space="preserve">special_conditions</w:t>
+      </w:r>
+      <w:r>
+        <w:t xml:space="preserve">TEXT</w:t>
+      </w:r>
+      <w:r>
+        <w:t xml:space="preserve">environmental_requirements</w:t>
+      </w:r>
+      <w:r>
+        <w:t xml:space="preserve">JSON</w:t>
+      </w:r>
+      <w:r>
+        <w:t xml:space="preserve">security_requirements</w:t>
+      </w:r>
+      <w:r>
+        <w:t xml:space="preserve">TEXT</w:t>
+      </w:r>
+      <w:r>
+        <w:t xml:space="preserve">notes</w:t>
+      </w:r>
+      <w:r>
+        <w:t xml:space="preserve">TEXT</w:t>
+      </w:r>
+      <w:r>
+        <w:t xml:space="preserve">created_at</w:t>
+      </w:r>
+      <w:r>
+        <w:t xml:space="preserve">TIMESTAMP</w:t>
+      </w:r>
+      <w:r>
+        <w:t xml:space="preserve">updated_at</w:t>
+      </w:r>
+      <w:r>
+        <w:t xml:space="preserve">TIMESTAMP</w:t>
+      </w:r>
+      <w:r>
+        <w:t xml:space="preserve">1:N</w:t>
+      </w:r>
+      <w:r>
+        <w:t xml:space="preserve">spectrum_loan_item</w:t>
+      </w:r>
+      <w:r>
+        <w:t xml:space="preserve">PK</w:t>
+      </w:r>
+      <w:r>
+        <w:t xml:space="preserve">id</w:t>
+      </w:r>
+      <w:r>
+        <w:t xml:space="preserve">INT</w:t>
+      </w:r>
+      <w:r>
+        <w:t xml:space="preserve">FK</w:t>
+      </w:r>
+      <w:r>
+        <w:t xml:space="preserve">loan_id</w:t>
+      </w:r>
+      <w:r>
+        <w:t xml:space="preserve">INT</w:t>
+      </w:r>
+      <w:r>
+        <w:t xml:space="preserve">FK</w:t>
+      </w:r>
+      <w:r>
+        <w:t xml:space="preserve">object_id</w:t>
+      </w:r>
+      <w:r>
+        <w:t xml:space="preserve">INT</w:t>
+      </w:r>
+      <w:r>
+        <w:t xml:space="preserve">condition_out</w:t>
+      </w:r>
+      <w:r>
+        <w:t xml:space="preserve">VARCHAR</w:t>
+      </w:r>
+      <w:r>
+        <w:t xml:space="preserve">condition_in</w:t>
+      </w:r>
+      <w:r>
+        <w:t xml:space="preserve">VARCHAR</w:t>
+      </w:r>
+      <w:r>
+        <w:t xml:space="preserve">insurance_value</w:t>
+      </w:r>
+      <w:r>
+        <w:t xml:space="preserve">DECIMAL</w:t>
+      </w:r>
+      <w:r>
+        <w:t xml:space="preserve">packing_requirements</w:t>
+      </w:r>
+      <w:r>
+        <w:t xml:space="preserve">TEXT</w:t>
+      </w:r>
+      <w:r>
+        <w:t xml:space="preserve">handling_requirements</w:t>
+      </w:r>
+      <w:r>
+        <w:t xml:space="preserve">TEXT</w:t>
+      </w:r>
+      <w:r>
+        <w:t xml:space="preserve">dispatched_at</w:t>
+      </w:r>
+      <w:r>
+        <w:t xml:space="preserve">TIMESTAMP</w:t>
+      </w:r>
+      <w:r>
+        <w:t xml:space="preserve">returned_at</w:t>
+      </w:r>
+      <w:r>
+        <w:t xml:space="preserve">TIMESTAMP</w:t>
+      </w:r>
+      <w:r>
+        <w:t xml:space="preserve">notes</w:t>
+      </w:r>
+      <w:r>
+        <w:t xml:space="preserve">TEXT</w:t>
+      </w:r>
+      <w:r>
+        <w:t xml:space="preserve">spectrum_location</w:t>
+      </w:r>
+      <w:r>
+        <w:t xml:space="preserve">PK</w:t>
+      </w:r>
+      <w:r>
+        <w:t xml:space="preserve">id</w:t>
+      </w:r>
+      <w:r>
+        <w:t xml:space="preserve">INT</w:t>
+      </w:r>
+      <w:r>
+        <w:t xml:space="preserve">FK</w:t>
+      </w:r>
+      <w:r>
+        <w:t xml:space="preserve">parent_id</w:t>
+      </w:r>
+      <w:r>
+        <w:t xml:space="preserve">INT</w:t>
+      </w:r>
+      <w:r>
+        <w:t xml:space="preserve">name</w:t>
+      </w:r>
+      <w:r>
+        <w:t xml:space="preserve">VARCHAR</w:t>
+      </w:r>
+      <w:r>
+        <w:t xml:space="preserve">code</w:t>
+      </w:r>
+      <w:r>
+        <w:t xml:space="preserve">VARCHAR</w:t>
+      </w:r>
+      <w:r>
+        <w:t xml:space="preserve">UNIQUE</w:t>
+      </w:r>
+      <w:r>
+        <w:t xml:space="preserve">location_type</w:t>
+      </w:r>
+      <w:r>
+        <w:t xml:space="preserve">ENUM</w:t>
+      </w:r>
+      <w:r>
+        <w:t xml:space="preserve">building</w:t>
+      </w:r>
+      <w:r>
+        <w:t xml:space="preserve">VARCHAR</w:t>
+      </w:r>
+      <w:r>
+        <w:t xml:space="preserve">floor</w:t>
+      </w:r>
+      <w:r>
+        <w:t xml:space="preserve">VARCHAR</w:t>
+      </w:r>
+      <w:r>
+        <w:t xml:space="preserve">room</w:t>
+      </w:r>
+      <w:r>
+        <w:t xml:space="preserve">VARCHAR</w:t>
+      </w:r>
+      <w:r>
+        <w:t xml:space="preserve">unit</w:t>
+      </w:r>
+      <w:r>
+        <w:t xml:space="preserve">VARCHAR</w:t>
+      </w:r>
+      <w:r>
+        <w:t xml:space="preserve">shelf</w:t>
+      </w:r>
+      <w:r>
+        <w:t xml:space="preserve">VARCHAR</w:t>
+      </w:r>
+      <w:r>
+        <w:t xml:space="preserve">capacity</w:t>
+      </w:r>
+      <w:r>
+        <w:t xml:space="preserve">INT</w:t>
+      </w:r>
+      <w:r>
+        <w:t xml:space="preserve">current_count</w:t>
+      </w:r>
+      <w:r>
+        <w:t xml:space="preserve">INT</w:t>
+      </w:r>
+      <w:r>
+        <w:t xml:space="preserve">environmental_zone</w:t>
+      </w:r>
+      <w:r>
+        <w:t xml:space="preserve">VARCHAR</w:t>
+      </w:r>
+      <w:r>
+        <w:t xml:space="preserve">security_level</w:t>
+      </w:r>
+      <w:r>
+        <w:t xml:space="preserve">INT</w:t>
+      </w:r>
+      <w:r>
+        <w:t xml:space="preserve">is_active</w:t>
+      </w:r>
+      <w:r>
+        <w:t xml:space="preserve">TINYINT</w:t>
+      </w:r>
+      <w:r>
+        <w:t xml:space="preserve">notes</w:t>
+      </w:r>
+      <w:r>
+        <w:t xml:space="preserve">TEXT</w:t>
+      </w:r>
+      <w:r>
+        <w:t xml:space="preserve">created_at</w:t>
+      </w:r>
+      <w:r>
+        <w:t xml:space="preserve">TIMESTAMP</w:t>
+      </w:r>
+      <w:r>
+        <w:t xml:space="preserve">Referenced</w:t>
+      </w:r>
+      <w:r>
+        <w:t xml:space="preserve">by</w:t>
+      </w:r>
+      <w:r>
+        <w:t xml:space="preserve">spectrum_object_location</w:t>
+      </w:r>
+      <w:r>
+        <w:t xml:space="preserve">PK</w:t>
+      </w:r>
+      <w:r>
+        <w:t xml:space="preserve">id</w:t>
+      </w:r>
+      <w:r>
+        <w:t xml:space="preserve">INT</w:t>
+      </w:r>
+      <w:r>
+        <w:t xml:space="preserve">FK</w:t>
+      </w:r>
+      <w:r>
+        <w:t xml:space="preserve">object_id</w:t>
+      </w:r>
+      <w:r>
+        <w:t xml:space="preserve">INT</w:t>
+      </w:r>
+      <w:r>
+        <w:t xml:space="preserve">FK</w:t>
+      </w:r>
+      <w:r>
+        <w:t xml:space="preserve">location_id</w:t>
+      </w:r>
+      <w:r>
+        <w:t xml:space="preserve">INT</w:t>
+      </w:r>
+      <w:r>
+        <w:t xml:space="preserve">location_date</w:t>
+      </w:r>
+      <w:r>
+        <w:t xml:space="preserve">DATE</w:t>
+      </w:r>
+      <w:r>
+        <w:t xml:space="preserve">location_type</w:t>
+      </w:r>
+      <w:r>
+        <w:t xml:space="preserve">ENUM</w:t>
+      </w:r>
+      <w:r>
+        <w:t xml:space="preserve">moved_by</w:t>
+      </w:r>
+      <w:r>
+        <w:t xml:space="preserve">INT</w:t>
+      </w:r>
+      <w:r>
+        <w:t xml:space="preserve">reason</w:t>
+      </w:r>
+      <w:r>
+        <w:t xml:space="preserve">TEXT</w:t>
+      </w:r>
+      <w:r>
+        <w:t xml:space="preserve">is_current</w:t>
+      </w:r>
+      <w:r>
+        <w:t xml:space="preserve">TINYINT</w:t>
+      </w:r>
+      <w:r>
+        <w:t xml:space="preserve">created_at</w:t>
+      </w:r>
+      <w:r>
+        <w:t xml:space="preserve">TIMESTAMP</w:t>
+      </w:r>
+      <w:r>
+        <w:t xml:space="preserve">spectrum_movement</w:t>
+      </w:r>
+      <w:r>
+        <w:t xml:space="preserve">PK</w:t>
+      </w:r>
+      <w:r>
+        <w:t xml:space="preserve">id</w:t>
+      </w:r>
+      <w:r>
+        <w:t xml:space="preserve">INT</w:t>
+      </w:r>
+      <w:r>
+        <w:t xml:space="preserve">FK</w:t>
+      </w:r>
+      <w:r>
+        <w:t xml:space="preserve">object_id</w:t>
+      </w:r>
+      <w:r>
+        <w:t xml:space="preserve">INT</w:t>
+      </w:r>
+      <w:r>
+        <w:t xml:space="preserve">movement_number</w:t>
+      </w:r>
+      <w:r>
+        <w:t xml:space="preserve">VARCHAR</w:t>
+      </w:r>
+      <w:r>
+        <w:t xml:space="preserve">movement_type</w:t>
+      </w:r>
+      <w:r>
+        <w:t xml:space="preserve">ENUM</w:t>
+      </w:r>
+      <w:r>
+        <w:t xml:space="preserve">from_location_id</w:t>
+      </w:r>
+      <w:r>
+        <w:t xml:space="preserve">INT</w:t>
+      </w:r>
+      <w:r>
+        <w:t xml:space="preserve">to_location_id</w:t>
+      </w:r>
+      <w:r>
+        <w:t xml:space="preserve">INT</w:t>
+      </w:r>
+      <w:r>
+        <w:t xml:space="preserve">movement_date</w:t>
+      </w:r>
+      <w:r>
+        <w:t xml:space="preserve">DATE</w:t>
+      </w:r>
+      <w:r>
+        <w:t xml:space="preserve">reason</w:t>
+      </w:r>
+      <w:r>
+        <w:t xml:space="preserve">ENUM</w:t>
+      </w:r>
+      <w:r>
+        <w:t xml:space="preserve">method</w:t>
+      </w:r>
+      <w:r>
+        <w:t xml:space="preserve">VARCHAR</w:t>
+      </w:r>
+      <w:r>
+        <w:t xml:space="preserve">authorized_by</w:t>
+      </w:r>
+      <w:r>
+        <w:t xml:space="preserve">INT</w:t>
+      </w:r>
+      <w:r>
+        <w:t xml:space="preserve">handled_by</w:t>
+      </w:r>
+      <w:r>
+        <w:t xml:space="preserve">INT</w:t>
+      </w:r>
+      <w:r>
+        <w:t xml:space="preserve">condition_before</w:t>
+      </w:r>
+      <w:r>
+        <w:t xml:space="preserve">VARCHAR</w:t>
+      </w:r>
+      <w:r>
+        <w:t xml:space="preserve">condition_after</w:t>
+      </w:r>
+      <w:r>
+        <w:t xml:space="preserve">VARCHAR</w:t>
+      </w:r>
+      <w:r>
+        <w:t xml:space="preserve">notes</w:t>
+      </w:r>
+      <w:r>
+        <w:t xml:space="preserve">TEXT</w:t>
+      </w:r>
+      <w:r>
+        <w:t xml:space="preserve">created_at</w:t>
+      </w:r>
+      <w:r>
+        <w:t xml:space="preserve">TIMESTAMP</w:t>
+      </w:r>
+      <w:r>
+        <w:t xml:space="preserve">spectrum_valuation</w:t>
+      </w:r>
+      <w:r>
+        <w:t xml:space="preserve">PK</w:t>
+      </w:r>
+      <w:r>
+        <w:t xml:space="preserve">id</w:t>
+      </w:r>
+      <w:r>
+        <w:t xml:space="preserve">INT</w:t>
+      </w:r>
+      <w:r>
+        <w:t xml:space="preserve">FK</w:t>
+      </w:r>
+      <w:r>
+        <w:t xml:space="preserve">object_id</w:t>
+      </w:r>
+      <w:r>
+        <w:t xml:space="preserve">INT</w:t>
+      </w:r>
+      <w:r>
+        <w:t xml:space="preserve">valuation_date</w:t>
+      </w:r>
+      <w:r>
+        <w:t xml:space="preserve">DATE</w:t>
+      </w:r>
+      <w:r>
+        <w:t xml:space="preserve">valuation_type</w:t>
+      </w:r>
+      <w:r>
+        <w:t xml:space="preserve">ENUM</w:t>
+      </w:r>
+      <w:r>
+        <w:t xml:space="preserve">currency</w:t>
+      </w:r>
+      <w:r>
+        <w:t xml:space="preserve">VARCHAR</w:t>
+      </w:r>
+      <w:r>
+        <w:t xml:space="preserve">value</w:t>
+      </w:r>
+      <w:r>
+        <w:t xml:space="preserve">DECIMAL</w:t>
+      </w:r>
+      <w:r>
+        <w:t xml:space="preserve">low_estimate</w:t>
+      </w:r>
+      <w:r>
+        <w:t xml:space="preserve">DECIMAL</w:t>
+      </w:r>
+      <w:r>
+        <w:t xml:space="preserve">high_estimate</w:t>
+      </w:r>
+      <w:r>
+        <w:t xml:space="preserve">DECIMAL</w:t>
+      </w:r>
+      <w:r>
+        <w:t xml:space="preserve">valuer_name</w:t>
+      </w:r>
+      <w:r>
+        <w:t xml:space="preserve">VARCHAR</w:t>
+      </w:r>
+      <w:r>
+        <w:t xml:space="preserve">valuer_organization</w:t>
+      </w:r>
+      <w:r>
+        <w:t xml:space="preserve">VARCHAR</w:t>
+      </w:r>
+      <w:r>
+        <w:t xml:space="preserve">valuation_method</w:t>
+      </w:r>
+      <w:r>
+        <w:t xml:space="preserve">VARCHAR</w:t>
+      </w:r>
+      <w:r>
+        <w:t xml:space="preserve">next_review_date</w:t>
+      </w:r>
+      <w:r>
+        <w:t xml:space="preserve">DATE</w:t>
+      </w:r>
+      <w:r>
+        <w:t xml:space="preserve">notes</w:t>
+      </w:r>
+      <w:r>
+        <w:t xml:space="preserve">TEXT</w:t>
+      </w:r>
+      <w:r>
+        <w:t xml:space="preserve">created_at</w:t>
+      </w:r>
+      <w:r>
+        <w:t xml:space="preserve">TIMESTAMP</w:t>
       </w:r>
     </w:p>
     <w:p>
@@ -1381,13 +792,13 @@
     </w:p>
     <w:bookmarkEnd w:id="21"/>
     <w:bookmarkEnd w:id="22"/>
-    <w:bookmarkStart w:id="23" w:name="spectrum-procedures-covered"/>
+    <w:bookmarkStart w:id="23" w:name="collections-procedures-covered"/>
     <w:p>
       <w:pPr>
         <w:pStyle w:val="Heading2"/>
       </w:pPr>
       <w:r>
-        <w:t xml:space="preserve">Spectrum Procedures Covered</w:t>
+        <w:t xml:space="preserve">Collections Procedures Covered</w:t>
       </w:r>
     </w:p>
     <w:tbl>
@@ -3828,7 +3239,7 @@
   <w:docDefaults>
     <w:rPrDefault>
       <w:rPr>
-        <w:rFonts w:ascii="Arial" w:cs="Arial" w:eastAsia="Arial" w:hAnsi="Arial"/>
+        <w:rFonts w:asciiTheme="minorHAnsi" w:cstheme="minorBidi" w:eastAsiaTheme="minorHAnsi" w:hAnsiTheme="minorHAnsi"/>
         <w:sz w:val="24"/>
         <w:szCs w:val="24"/>
         <w:lang w:bidi="ar-SA" w:eastAsia="en-US" w:val="en-US"/>
@@ -3836,7 +3247,7 @@
     </w:rPrDefault>
     <w:pPrDefault>
       <w:pPr>
-        <w:spacing w:after="200" w:line="360" w:lineRule="auto"/>
+        <w:spacing w:after="200"/>
       </w:pPr>
     </w:pPrDefault>
   </w:docDefaults>
@@ -4589,7 +4000,7 @@
     </a:clrScheme>
     <a:fontScheme name="Office">
       <a:majorFont>
-        <a:latin typeface="Arial"/>
+        <a:latin typeface="Calibri"/>
         <a:ea typeface=""/>
         <a:cs typeface=""/>
         <a:font script="Jpan" typeface="ＭＳ ゴシック"/>
@@ -4623,7 +4034,7 @@
         <a:font script="Uigh" typeface="Microsoft Uighur"/>
       </a:majorFont>
       <a:minorFont>
-        <a:latin typeface="Arial"/>
+        <a:latin typeface="Cambria"/>
         <a:ea typeface=""/>
         <a:cs typeface=""/>
         <a:font script="Jpan" typeface="ＭＳ 明朝"/>
